--- a/t21_s3.docx
+++ b/t21_s3.docx
@@ -3,2168 +3,998 @@
 <w:document xmlns:wpc="http://schemas.microsoft.com/office/word/2010/wordprocessingCanvas" xmlns:mo="http://schemas.microsoft.com/office/mac/office/2008/main" xmlns:mc="http://schemas.openxmlformats.org/markup-compatibility/2006" xmlns:mv="urn:schemas-microsoft-com:mac:vml" xmlns:o="urn:schemas-microsoft-com:office:office" xmlns:r="http://schemas.openxmlformats.org/officeDocument/2006/relationships" xmlns:m="http://schemas.openxmlformats.org/officeDocument/2006/math" xmlns:v="urn:schemas-microsoft-com:vml" xmlns:wp14="http://schemas.microsoft.com/office/word/2010/wordprocessingDrawing" xmlns:wp="http://schemas.openxmlformats.org/drawingml/2006/wordprocessingDrawing" xmlns:w10="urn:schemas-microsoft-com:office:word" xmlns:w="http://schemas.openxmlformats.org/wordprocessingml/2006/main" xmlns:w14="http://schemas.microsoft.com/office/word/2010/wordml" xmlns:wpg="http://schemas.microsoft.com/office/word/2010/wordprocessingGroup" xmlns:wpi="http://schemas.microsoft.com/office/word/2010/wordprocessingInk" xmlns:wne="http://schemas.microsoft.com/office/word/2006/wordml" xmlns:wps="http://schemas.microsoft.com/office/word/2010/wordprocessingShape" mc:Ignorable="w14 wp14">
   <w:body>
     <w:p>
-      <w:pPr>
-        <w:spacing w:after="20" w:before="120"/>
-      </w:pPr>
       <w:r>
-        <w:rPr>
-          <w:b/>
-          <w:sz w:val="22"/>
-        </w:rPr>
-        <w:t>Question: The nurse detects a prolapsed umbilical cord during vaginal examination in active labor. Which position should the nurse place the client in?</w:t>
+        <w:t xml:space="preserve">Question: A patient with a severe head injury is being mechanically ventilated. The nurse should maintain which PaCO2 target to manage intracranial pressure?</w:t>
       </w:r>
     </w:p>
     <w:p>
-      <w:pPr>
-        <w:spacing w:after="0" w:before="0"/>
-      </w:pPr>
       <w:r>
-        <w:rPr>
-          <w:b w:val="0"/>
-          <w:sz w:val="22"/>
-        </w:rPr>
-        <w:t>(a) Knee-chest (exaggerated Sims) position</w:t>
+        <w:t xml:space="preserve">(a) 35–40 mmHg (normal range)</w:t>
       </w:r>
     </w:p>
     <w:p>
-      <w:pPr>
-        <w:spacing w:after="0" w:before="0"/>
-      </w:pPr>
       <w:r>
-        <w:rPr>
-          <w:b w:val="0"/>
-          <w:sz w:val="22"/>
-        </w:rPr>
-        <w:t>(b) Left lateral position</w:t>
+        <w:t xml:space="preserve">(b) Less than 20 mmHg</w:t>
       </w:r>
     </w:p>
     <w:p>
-      <w:pPr>
-        <w:spacing w:after="0" w:before="0"/>
-      </w:pPr>
       <w:r>
-        <w:rPr>
-          <w:b w:val="0"/>
-          <w:sz w:val="22"/>
-        </w:rPr>
-        <w:t>(c) Supine position</w:t>
+        <w:t xml:space="preserve">(c) 60–70 mmHg</w:t>
       </w:r>
     </w:p>
     <w:p>
-      <w:pPr>
-        <w:spacing w:after="0" w:before="0"/>
-      </w:pPr>
       <w:r>
-        <w:rPr>
-          <w:b w:val="0"/>
-          <w:sz w:val="22"/>
-        </w:rPr>
-        <w:t>(d) High Fowler's position</w:t>
+        <w:t xml:space="preserve">(d) 80 mmHg</w:t>
       </w:r>
     </w:p>
     <w:p>
-      <w:pPr>
-        <w:spacing w:after="0" w:before="40"/>
-      </w:pPr>
       <w:r>
-        <w:rPr>
-          <w:b/>
-          <w:sz w:val="22"/>
-        </w:rPr>
-        <w:t>Answer: a</w:t>
+        <w:t xml:space="preserve">Answer: a</w:t>
       </w:r>
     </w:p>
     <w:p>
-      <w:pPr>
-        <w:spacing w:after="0" w:before="0"/>
-      </w:pPr>
       <w:r>
-        <w:rPr>
-          <w:b w:val="0"/>
-          <w:sz w:val="21"/>
-        </w:rPr>
-        <w:t>Solution: Knee-chest (or exaggerated Sims) position uses gravity to relieve cord compression; the presenting part is kept off the cord while preparations for delivery proceed.</w:t>
+        <w:t xml:space="preserve">Solution: PaCO2 is maintained in the normal range (35–40 mmHg) — hyperventilation to lower PaCO2 is used only briefly for acute ICP crises (cerebral vasoconstriction), as prolonged hyperventilation causes ischemia.</w:t>
       </w:r>
     </w:p>
     <w:p>
-      <w:pPr>
-        <w:spacing w:after="0" w:before="0"/>
-      </w:pPr>
       <w:r>
-        <w:rPr>
-          <w:b w:val="0"/>
-          <w:sz w:val="20"/>
-        </w:rPr>
-        <w:t>Positive Marks: 1</w:t>
+        <w:t xml:space="preserve">Positive Marks: 1</w:t>
       </w:r>
     </w:p>
     <w:p>
-      <w:pPr>
-        <w:spacing w:after="160" w:before="0"/>
-      </w:pPr>
       <w:r>
-        <w:rPr>
-          <w:b w:val="0"/>
-          <w:sz w:val="20"/>
-        </w:rPr>
-        <w:t>Negative Marks: 0.25</w:t>
+        <w:t xml:space="preserve">Negative Marks: 0.25</w:t>
       </w:r>
     </w:p>
     <w:p>
-      <w:pPr>
-        <w:spacing w:after="20" w:before="120"/>
-      </w:pPr>
       <w:r>
-        <w:rPr>
-          <w:b/>
-          <w:sz w:val="22"/>
-        </w:rPr>
-        <w:t>Question: At what time period the child learns about the gender identity</w:t>
+        <w:t xml:space="preserve"/>
       </w:r>
     </w:p>
     <w:p>
-      <w:pPr>
-        <w:spacing w:after="0" w:before="0"/>
-      </w:pPr>
       <w:r>
-        <w:rPr>
-          <w:b w:val="0"/>
-          <w:sz w:val="22"/>
-        </w:rPr>
-        <w:t>(a) 1 year</w:t>
+        <w:t xml:space="preserve">Question: The nurse is preparing a patient for a bone scan. Which statement is correct?</w:t>
       </w:r>
     </w:p>
     <w:p>
-      <w:pPr>
-        <w:spacing w:after="0" w:before="0"/>
-      </w:pPr>
       <w:r>
-        <w:rPr>
-          <w:b w:val="0"/>
-          <w:sz w:val="22"/>
-        </w:rPr>
-        <w:t>(b) 3 years</w:t>
+        <w:t xml:space="preserve">(a) The patient receives a small IV radioactive tracer and drinks fluids before imaging</w:t>
       </w:r>
     </w:p>
     <w:p>
-      <w:pPr>
-        <w:spacing w:after="0" w:before="0"/>
-      </w:pPr>
       <w:r>
-        <w:rPr>
-          <w:b w:val="0"/>
-          <w:sz w:val="22"/>
-        </w:rPr>
-        <w:t>(c) 8 years</w:t>
+        <w:t xml:space="preserve">(b) The patient is given oral contrast</w:t>
       </w:r>
     </w:p>
     <w:p>
-      <w:pPr>
-        <w:spacing w:after="0" w:before="0"/>
-      </w:pPr>
       <w:r>
-        <w:rPr>
-          <w:b w:val="0"/>
-          <w:sz w:val="22"/>
-        </w:rPr>
-        <w:t>(d) 10 years</w:t>
+        <w:t xml:space="preserve">(c) The scan uses magnets only</w:t>
       </w:r>
     </w:p>
     <w:p>
-      <w:pPr>
-        <w:spacing w:after="0" w:before="40"/>
-      </w:pPr>
       <w:r>
-        <w:rPr>
-          <w:b/>
-          <w:sz w:val="22"/>
-        </w:rPr>
-        <w:t>Answer: b</w:t>
+        <w:t xml:space="preserve">(d) No preparation is needed</w:t>
       </w:r>
     </w:p>
     <w:p>
-      <w:pPr>
-        <w:spacing w:after="0" w:before="0"/>
-      </w:pPr>
       <w:r>
-        <w:rPr>
-          <w:b w:val="0"/>
-          <w:sz w:val="21"/>
-        </w:rPr>
-        <w:t>Solution: Gender identity (awareness of being male/female) is usually established by about 3 years of age.</w:t>
+        <w:t xml:space="preserve">Answer: a</w:t>
       </w:r>
     </w:p>
     <w:p>
-      <w:pPr>
-        <w:spacing w:after="0" w:before="0"/>
-      </w:pPr>
       <w:r>
-        <w:rPr>
-          <w:b w:val="0"/>
-          <w:sz w:val="20"/>
-        </w:rPr>
-        <w:t>Positive Marks: 1</w:t>
+        <w:t xml:space="preserve">Solution: A bone scan uses a small IV radioactive tracer that localizes in areas of bone turnover — the patient drinks fluids and voids before imaging. It detects fractures, infection, and tumors.</w:t>
       </w:r>
     </w:p>
     <w:p>
-      <w:pPr>
-        <w:spacing w:after="160" w:before="0"/>
-      </w:pPr>
       <w:r>
-        <w:rPr>
-          <w:b w:val="0"/>
-          <w:sz w:val="20"/>
-        </w:rPr>
-        <w:t>Negative Marks: 0.25</w:t>
+        <w:t xml:space="preserve">Positive Marks: 1</w:t>
       </w:r>
     </w:p>
     <w:p>
-      <w:pPr>
-        <w:spacing w:after="20" w:before="120"/>
-      </w:pPr>
       <w:r>
-        <w:rPr>
-          <w:b/>
-          <w:sz w:val="22"/>
-        </w:rPr>
-        <w:t>Question: A lady comes to the hospital and the doctor prescribes an iron injection. What should the nurse keep in mind before administering the injection?</w:t>
+        <w:t xml:space="preserve">Negative Marks: 0.25</w:t>
       </w:r>
     </w:p>
     <w:p>
-      <w:pPr>
-        <w:spacing w:after="0" w:before="0"/>
-      </w:pPr>
       <w:r>
-        <w:rPr>
-          <w:b w:val="0"/>
-          <w:sz w:val="22"/>
-        </w:rPr>
-        <w:t>(a) Prevent backflow</w:t>
+        <w:t xml:space="preserve"/>
       </w:r>
     </w:p>
     <w:p>
-      <w:pPr>
-        <w:spacing w:after="0" w:before="0"/>
-      </w:pPr>
       <w:r>
-        <w:rPr>
-          <w:b w:val="0"/>
-          <w:sz w:val="22"/>
-        </w:rPr>
-        <w:t>(b) Vigorously rough</w:t>
+        <w:t xml:space="preserve">Question: A patient at 34 weeks of gestation with twins is being monitored. Which complication requires attention?</w:t>
       </w:r>
     </w:p>
     <w:p>
-      <w:pPr>
-        <w:spacing w:after="0" w:before="0"/>
-      </w:pPr>
       <w:r>
-        <w:rPr>
-          <w:b w:val="0"/>
-          <w:sz w:val="22"/>
-        </w:rPr>
-        <w:t>(c) Pull the skin lateral side</w:t>
+        <w:t xml:space="preserve">(a) Preterm labor and preeclampsia</w:t>
       </w:r>
     </w:p>
     <w:p>
-      <w:pPr>
-        <w:spacing w:after="0" w:before="0"/>
-      </w:pPr>
       <w:r>
-        <w:rPr>
-          <w:b w:val="0"/>
-          <w:sz w:val="22"/>
-        </w:rPr>
-        <w:t>(d) Z-track</w:t>
+        <w:t xml:space="preserve">(b) Hypoglycemia</w:t>
       </w:r>
     </w:p>
     <w:p>
-      <w:pPr>
-        <w:spacing w:after="0" w:before="40"/>
-      </w:pPr>
       <w:r>
-        <w:rPr>
-          <w:b/>
-          <w:sz w:val="22"/>
-        </w:rPr>
-        <w:t>Answer: d</w:t>
+        <w:t xml:space="preserve">(c) Constipation</w:t>
       </w:r>
     </w:p>
     <w:p>
-      <w:pPr>
-        <w:spacing w:after="0" w:before="0"/>
-      </w:pPr>
       <w:r>
-        <w:rPr>
-          <w:b w:val="0"/>
-          <w:sz w:val="21"/>
-        </w:rPr>
-        <w:t>Solution: - -- Before administering an iron injection to a patient as prescribed by the doctor, the nurse should keep in mind the technique called Z-track (option a). The Z-track method is used for intramuscular injections to prevent medication leakage or staining of the skin. It involves pulling the skin laterally before administering the injection and maintaining the displacement of the subcutaneous tissue until the needle is withdrawn. This technique creates a zigzag path for the medication, which helps seal the injection site and prevents the medication from tracking back along the needle path. The Z-track method ensures accurate delivery of the medication and minimizes discomfort and staining at the injection site.</w:t>
+        <w:t xml:space="preserve">(d) Hyperthyroidism</w:t>
       </w:r>
     </w:p>
     <w:p>
-      <w:pPr>
-        <w:spacing w:after="0" w:before="0"/>
-      </w:pPr>
       <w:r>
-        <w:rPr>
-          <w:b w:val="0"/>
-          <w:sz w:val="20"/>
-        </w:rPr>
-        <w:t>Positive Marks: 1</w:t>
+        <w:t xml:space="preserve">Answer: a</w:t>
       </w:r>
     </w:p>
     <w:p>
-      <w:pPr>
-        <w:spacing w:after="160" w:before="0"/>
-      </w:pPr>
       <w:r>
-        <w:rPr>
-          <w:b w:val="0"/>
-          <w:sz w:val="20"/>
-        </w:rPr>
-        <w:t>Negative Marks: 0.25</w:t>
+        <w:t xml:space="preserve">Solution: Twin pregnancy — higher risk of preterm labor, preeclampsia, anemia, and fetal growth restriction. The nurse monitors maternal and fetal status and educates on preterm labor signs.</w:t>
       </w:r>
     </w:p>
     <w:p>
-      <w:pPr>
-        <w:spacing w:after="20" w:before="120"/>
-      </w:pPr>
       <w:r>
-        <w:rPr>
-          <w:b/>
-          <w:sz w:val="22"/>
-        </w:rPr>
-        <w:t>Question: A patient is having hyperventilation and CO2 level is below normal range. Priority nursing management in this patient is?</w:t>
+        <w:t xml:space="preserve">Positive Marks: 1</w:t>
       </w:r>
     </w:p>
     <w:p>
-      <w:pPr>
-        <w:spacing w:after="0" w:before="0"/>
-      </w:pPr>
       <w:r>
-        <w:rPr>
-          <w:b w:val="0"/>
-          <w:sz w:val="22"/>
-        </w:rPr>
-        <w:t>(a) Inform the doctor</w:t>
+        <w:t xml:space="preserve">Negative Marks: 0.25</w:t>
       </w:r>
     </w:p>
     <w:p>
-      <w:pPr>
-        <w:spacing w:after="0" w:before="0"/>
-      </w:pPr>
       <w:r>
-        <w:rPr>
-          <w:b w:val="0"/>
-          <w:sz w:val="22"/>
-        </w:rPr>
-        <w:t>(b) Give sedative</w:t>
+        <w:t xml:space="preserve"/>
       </w:r>
     </w:p>
     <w:p>
-      <w:pPr>
-        <w:spacing w:after="0" w:before="0"/>
-      </w:pPr>
       <w:r>
-        <w:rPr>
-          <w:b w:val="0"/>
-          <w:sz w:val="22"/>
-        </w:rPr>
-        <w:t>(c) Give O2 directly</w:t>
+        <w:t xml:space="preserve">Question: A 3-year-old child with a head injury has a Glasgow Coma Scale score of 10. The nurse should:</w:t>
       </w:r>
     </w:p>
     <w:p>
-      <w:pPr>
-        <w:spacing w:after="0" w:before="0"/>
-      </w:pPr>
       <w:r>
-        <w:rPr>
-          <w:b w:val="0"/>
-          <w:sz w:val="22"/>
-        </w:rPr>
-        <w:t>(d) Paper bag breath</w:t>
+        <w:t xml:space="preserve">(a) Monitor closely — moderate head injury</w:t>
       </w:r>
     </w:p>
     <w:p>
-      <w:pPr>
-        <w:spacing w:after="0" w:before="40"/>
-      </w:pPr>
       <w:r>
-        <w:rPr>
-          <w:b/>
-          <w:sz w:val="22"/>
-        </w:rPr>
-        <w:t>Answer: d</w:t>
+        <w:t xml:space="preserve">(b) Send the child home</w:t>
       </w:r>
     </w:p>
     <w:p>
-      <w:pPr>
-        <w:spacing w:after="0" w:before="0"/>
-      </w:pPr>
       <w:r>
-        <w:rPr>
-          <w:b w:val="0"/>
-          <w:sz w:val="21"/>
-        </w:rPr>
-        <w:t>Solution: In hyperventilation with low CO2, priority management is rebreathing into a paper bag to raise CO2 levels.</w:t>
+        <w:t xml:space="preserve">(c) Let the child sleep</w:t>
       </w:r>
     </w:p>
     <w:p>
-      <w:pPr>
-        <w:spacing w:after="0" w:before="0"/>
-      </w:pPr>
       <w:r>
-        <w:rPr>
-          <w:b w:val="0"/>
-          <w:sz w:val="20"/>
-        </w:rPr>
-        <w:t>Positive Marks: 1</w:t>
+        <w:t xml:space="preserve">(d) Skip observation</w:t>
       </w:r>
     </w:p>
     <w:p>
-      <w:pPr>
-        <w:spacing w:after="160" w:before="0"/>
-      </w:pPr>
       <w:r>
-        <w:rPr>
-          <w:b w:val="0"/>
-          <w:sz w:val="20"/>
-        </w:rPr>
-        <w:t>Negative Marks: 0.25</w:t>
+        <w:t xml:space="preserve">Answer: a</w:t>
       </w:r>
     </w:p>
     <w:p>
-      <w:pPr>
-        <w:spacing w:after="20" w:before="120"/>
-      </w:pPr>
       <w:r>
-        <w:rPr>
-          <w:b/>
-          <w:sz w:val="22"/>
-        </w:rPr>
-        <w:t>Question: Endotracheal tube formula for uncuffed child</w:t>
+        <w:t xml:space="preserve">Solution: GCS 9–12 is a moderate head injury — the child is observed in the hospital with neurological monitoring, as deterioration to severe injury can occur.</w:t>
       </w:r>
     </w:p>
     <w:p>
-      <w:pPr>
-        <w:spacing w:after="0" w:before="0"/>
-      </w:pPr>
       <w:r>
-        <w:rPr>
-          <w:b w:val="0"/>
-          <w:sz w:val="22"/>
-        </w:rPr>
-        <w:t>(a) (age in years/4) + 3.5</w:t>
+        <w:t xml:space="preserve">Positive Marks: 1</w:t>
       </w:r>
     </w:p>
     <w:p>
-      <w:pPr>
-        <w:spacing w:after="0" w:before="0"/>
-      </w:pPr>
       <w:r>
-        <w:rPr>
-          <w:b w:val="0"/>
-          <w:sz w:val="22"/>
-        </w:rPr>
-        <w:t>(b) (age in years/3.5) + 4</w:t>
+        <w:t xml:space="preserve">Negative Marks: 0.25</w:t>
       </w:r>
     </w:p>
     <w:p>
-      <w:pPr>
-        <w:spacing w:after="0" w:before="0"/>
-      </w:pPr>
       <w:r>
-        <w:rPr>
-          <w:b w:val="0"/>
-          <w:sz w:val="22"/>
-        </w:rPr>
-        <w:t>(c) (age in years/4) + 4</w:t>
+        <w:t xml:space="preserve"/>
       </w:r>
     </w:p>
     <w:p>
-      <w:pPr>
-        <w:spacing w:after="0" w:before="0"/>
-      </w:pPr>
       <w:r>
-        <w:rPr>
-          <w:b w:val="0"/>
-          <w:sz w:val="22"/>
-        </w:rPr>
-        <w:t>(d) (age in years/3.5) + 3.5</w:t>
+        <w:t xml:space="preserve">Question: A patient with post-traumatic stress disorder is having nightmares. The nurse should:</w:t>
       </w:r>
     </w:p>
     <w:p>
-      <w:pPr>
-        <w:spacing w:after="0" w:before="40"/>
-      </w:pPr>
       <w:r>
-        <w:rPr>
-          <w:b/>
-          <w:sz w:val="22"/>
-        </w:rPr>
-        <w:t>Answer: c</w:t>
+        <w:t xml:space="preserve">(a) Provide a safe, calm environment and discuss coping strategies</w:t>
       </w:r>
     </w:p>
     <w:p>
-      <w:pPr>
-        <w:spacing w:after="0" w:before="0"/>
-      </w:pPr>
       <w:r>
-        <w:rPr>
-          <w:b w:val="0"/>
-          <w:sz w:val="21"/>
-        </w:rPr>
-        <w:t>Solution: The uncuffed endotracheal tube size for children = (age in years/4) + 4.</w:t>
+        <w:t xml:space="preserve">(b) Encourage the patient to avoid sleep</w:t>
       </w:r>
     </w:p>
     <w:p>
-      <w:pPr>
-        <w:spacing w:after="0" w:before="0"/>
-      </w:pPr>
       <w:r>
-        <w:rPr>
-          <w:b w:val="0"/>
-          <w:sz w:val="20"/>
-        </w:rPr>
-        <w:t>Positive Marks: 1</w:t>
+        <w:t xml:space="preserve">(c) Dismiss the nightmares</w:t>
       </w:r>
     </w:p>
     <w:p>
-      <w:pPr>
-        <w:spacing w:after="160" w:before="0"/>
-      </w:pPr>
       <w:r>
-        <w:rPr>
-          <w:b w:val="0"/>
-          <w:sz w:val="20"/>
-        </w:rPr>
-        <w:t>Negative Marks: 0.25</w:t>
+        <w:t xml:space="preserve">(d) Restrain the patient</w:t>
       </w:r>
     </w:p>
     <w:p>
-      <w:pPr>
-        <w:spacing w:after="20" w:before="120"/>
-      </w:pPr>
       <w:r>
-        <w:rPr>
-          <w:b/>
-          <w:sz w:val="22"/>
-        </w:rPr>
-        <w:t>Question: A client in the immediate postoperative period after thyroidectomy develops stridor. Which condition does this indicate and what is the priority?</w:t>
+        <w:t xml:space="preserve">Answer: a</w:t>
       </w:r>
     </w:p>
     <w:p>
-      <w:pPr>
-        <w:spacing w:after="0" w:before="0"/>
-      </w:pPr>
       <w:r>
-        <w:rPr>
-          <w:b w:val="0"/>
-          <w:sz w:val="22"/>
-        </w:rPr>
-        <w:t>(a) Normal postoperative hoarseness - continue to observe</w:t>
+        <w:t xml:space="preserve">Solution: PTSD nightmares — safety, calm bedtime routines, and coping strategies (imagery rehearsal, relaxation) help; therapy (EMDR/CBT) and medication may reduce them.</w:t>
       </w:r>
     </w:p>
     <w:p>
-      <w:pPr>
-        <w:spacing w:after="0" w:before="0"/>
-      </w:pPr>
       <w:r>
-        <w:rPr>
-          <w:b w:val="0"/>
-          <w:sz w:val="22"/>
-        </w:rPr>
-        <w:t>(b) Recurrent laryngeal nerve injury - reassure the client</w:t>
+        <w:t xml:space="preserve">Positive Marks: 1</w:t>
       </w:r>
     </w:p>
     <w:p>
-      <w:pPr>
-        <w:spacing w:after="0" w:before="0"/>
-      </w:pPr>
       <w:r>
-        <w:rPr>
-          <w:b w:val="0"/>
-          <w:sz w:val="22"/>
-        </w:rPr>
-        <w:t>(c) Laryngeal edema with airway obstruction - prepare for emergency airway management</w:t>
+        <w:t xml:space="preserve">Negative Marks: 0.25</w:t>
       </w:r>
     </w:p>
     <w:p>
-      <w:pPr>
-        <w:spacing w:after="0" w:before="0"/>
-      </w:pPr>
       <w:r>
-        <w:rPr>
-          <w:b w:val="0"/>
-          <w:sz w:val="22"/>
-        </w:rPr>
-        <w:t>(d) Hypocalcemia - check calcium level</w:t>
+        <w:t xml:space="preserve"/>
       </w:r>
     </w:p>
     <w:p>
-      <w:pPr>
-        <w:spacing w:after="0" w:before="40"/>
-      </w:pPr>
       <w:r>
-        <w:rPr>
-          <w:b/>
-          <w:sz w:val="22"/>
-        </w:rPr>
-        <w:t>Answer: c</w:t>
+        <w:t xml:space="preserve">Question: The "Pradhan Mantri Bhartiya Janaushadhi Kendra" outlets are run by:</w:t>
       </w:r>
     </w:p>
     <w:p>
-      <w:pPr>
-        <w:spacing w:after="0" w:before="0"/>
-      </w:pPr>
       <w:r>
-        <w:rPr>
-          <w:b w:val="0"/>
-          <w:sz w:val="21"/>
-        </w:rPr>
-        <w:t>Solution: Stridor is inspiratory crowing from laryngeal edema/obstruction; it is an emergency requiring immediate airway management (oxygen, and possible tracheostomy).</w:t>
+        <w:t xml:space="preserve">(a) Trained entrepreneurs (Kendra operators) under BPPI</w:t>
       </w:r>
     </w:p>
     <w:p>
-      <w:pPr>
-        <w:spacing w:after="0" w:before="0"/>
-      </w:pPr>
       <w:r>
-        <w:rPr>
-          <w:b w:val="0"/>
-          <w:sz w:val="20"/>
-        </w:rPr>
-        <w:t>Positive Marks: 1</w:t>
+        <w:t xml:space="preserve">(b) Only government hospitals</w:t>
       </w:r>
     </w:p>
     <w:p>
-      <w:pPr>
-        <w:spacing w:after="160" w:before="0"/>
-      </w:pPr>
       <w:r>
-        <w:rPr>
-          <w:b w:val="0"/>
-          <w:sz w:val="20"/>
-        </w:rPr>
-        <w:t>Negative Marks: 0.25</w:t>
+        <w:t xml:space="preserve">(c) Only foreign companies</w:t>
       </w:r>
     </w:p>
     <w:p>
-      <w:pPr>
-        <w:spacing w:after="20" w:before="120"/>
-      </w:pPr>
       <w:r>
-        <w:rPr>
-          <w:b/>
-          <w:sz w:val="22"/>
-        </w:rPr>
-        <w:t>Question: Which component is NOT included in the Physical Quality of Life Index (PQLI)?</w:t>
+        <w:t xml:space="preserve">(d) Unlicensed vendors</w:t>
       </w:r>
     </w:p>
     <w:p>
-      <w:pPr>
-        <w:spacing w:after="0" w:before="0"/>
-      </w:pPr>
       <w:r>
-        <w:rPr>
-          <w:b w:val="0"/>
-          <w:sz w:val="22"/>
-        </w:rPr>
-        <w:t>(a) Life expectancy at one</w:t>
+        <w:t xml:space="preserve">Answer: a</w:t>
       </w:r>
     </w:p>
     <w:p>
-      <w:pPr>
-        <w:spacing w:after="0" w:before="0"/>
-      </w:pPr>
       <w:r>
-        <w:rPr>
-          <w:b w:val="0"/>
-          <w:sz w:val="22"/>
-        </w:rPr>
-        <w:t>(b) Per capita Income</w:t>
+        <w:t xml:space="preserve">Solution: Jan Aushadhi Kendras are operated by trained entrepreneurs — often in hospitals, clinics, and public places — under the Bureau of Pharma PSUs of India.</w:t>
       </w:r>
     </w:p>
     <w:p>
-      <w:pPr>
-        <w:spacing w:after="0" w:before="0"/>
-      </w:pPr>
       <w:r>
-        <w:rPr>
-          <w:b w:val="0"/>
-          <w:sz w:val="22"/>
-        </w:rPr>
-        <w:t>(c) Basic literacy rate</w:t>
+        <w:t xml:space="preserve">Positive Marks: 1</w:t>
       </w:r>
     </w:p>
     <w:p>
-      <w:pPr>
-        <w:spacing w:after="0" w:before="0"/>
-      </w:pPr>
       <w:r>
-        <w:rPr>
-          <w:b w:val="0"/>
-          <w:sz w:val="22"/>
-        </w:rPr>
-        <w:t>(d) IMR</w:t>
+        <w:t xml:space="preserve">Negative Marks: 0.25</w:t>
       </w:r>
     </w:p>
     <w:p>
-      <w:pPr>
-        <w:spacing w:after="0" w:before="40"/>
-      </w:pPr>
       <w:r>
-        <w:rPr>
-          <w:b/>
-          <w:sz w:val="22"/>
-        </w:rPr>
-        <w:t>Answer: b</w:t>
+        <w:t xml:space="preserve"/>
       </w:r>
     </w:p>
     <w:p>
-      <w:pPr>
-        <w:spacing w:after="0" w:before="0"/>
-      </w:pPr>
       <w:r>
-        <w:rPr>
-          <w:b w:val="0"/>
-          <w:sz w:val="21"/>
-        </w:rPr>
-        <w:t>Solution: The component NOT included in the Physical Quality of Life Index (PQLI) is per capita income. The PQLI is a composite index used to measure the quality of life in different countries. It incorporates three basic components: life expectancy at birth, infant mortality rate (IMR), and basic literacy rate. These components provide insights into the overall health, education, and well-being of the population. However, per capita income, although an important indicator of economic well-being, is not included in the PQLI.</w:t>
+        <w:t xml:space="preserve">Question: The nurse is to administer 125 mg of a medication. The vial contains 50 mg/mL. The volume to give is:</w:t>
       </w:r>
     </w:p>
     <w:p>
-      <w:pPr>
-        <w:spacing w:after="0" w:before="0"/>
-      </w:pPr>
       <w:r>
-        <w:rPr>
-          <w:b w:val="0"/>
-          <w:sz w:val="20"/>
-        </w:rPr>
-        <w:t>Positive Marks: 1</w:t>
+        <w:t xml:space="preserve">(a) 1.5 mL</w:t>
       </w:r>
     </w:p>
     <w:p>
-      <w:pPr>
-        <w:spacing w:after="160" w:before="0"/>
-      </w:pPr>
       <w:r>
-        <w:rPr>
-          <w:b w:val="0"/>
-          <w:sz w:val="20"/>
-        </w:rPr>
-        <w:t>Negative Marks: 0.25</w:t>
+        <w:t xml:space="preserve">(b) 2 mL</w:t>
       </w:r>
     </w:p>
     <w:p>
-      <w:pPr>
-        <w:spacing w:after="20" w:before="120"/>
-      </w:pPr>
       <w:r>
-        <w:rPr>
-          <w:b/>
-          <w:sz w:val="22"/>
-        </w:rPr>
-        <w:t>Question: What is the most common cause of neonatal mortality in India?</w:t>
+        <w:t xml:space="preserve">(c) 2.5 mL</w:t>
       </w:r>
     </w:p>
     <w:p>
-      <w:pPr>
-        <w:spacing w:after="0" w:before="0"/>
-      </w:pPr>
       <w:r>
-        <w:rPr>
-          <w:b w:val="0"/>
-          <w:sz w:val="22"/>
-        </w:rPr>
-        <w:t>(a) Birth trauma</w:t>
+        <w:t xml:space="preserve">(d) 3.5 mL</w:t>
       </w:r>
     </w:p>
     <w:p>
-      <w:pPr>
-        <w:spacing w:after="0" w:before="0"/>
-      </w:pPr>
       <w:r>
-        <w:rPr>
-          <w:b w:val="0"/>
-          <w:sz w:val="22"/>
-        </w:rPr>
-        <w:t>(b) Prematurity</w:t>
+        <w:t xml:space="preserve">Answer: c</w:t>
       </w:r>
     </w:p>
     <w:p>
-      <w:pPr>
-        <w:spacing w:after="0" w:before="0"/>
-      </w:pPr>
       <w:r>
-        <w:rPr>
-          <w:b w:val="0"/>
-          <w:sz w:val="22"/>
-        </w:rPr>
-        <w:t>(c) Diarrhoea</w:t>
+        <w:t xml:space="preserve">Solution: Volume = 125 ÷ 50 = 2.5 mL.</w:t>
       </w:r>
     </w:p>
     <w:p>
-      <w:pPr>
-        <w:spacing w:after="0" w:before="0"/>
-      </w:pPr>
       <w:r>
-        <w:rPr>
-          <w:b w:val="0"/>
-          <w:sz w:val="22"/>
-        </w:rPr>
-        <w:t>(d) Anaemia</w:t>
+        <w:t xml:space="preserve">Positive Marks: 1</w:t>
       </w:r>
     </w:p>
     <w:p>
-      <w:pPr>
-        <w:spacing w:after="0" w:before="40"/>
-      </w:pPr>
       <w:r>
-        <w:rPr>
-          <w:b/>
-          <w:sz w:val="22"/>
-        </w:rPr>
-        <w:t>Answer: b</w:t>
+        <w:t xml:space="preserve">Negative Marks: 0.25</w:t>
       </w:r>
     </w:p>
     <w:p>
-      <w:pPr>
-        <w:spacing w:after="0" w:before="0"/>
-      </w:pPr>
       <w:r>
-        <w:rPr>
-          <w:b w:val="0"/>
-          <w:sz w:val="21"/>
-        </w:rPr>
-        <w:t>Solution: The most common cause of neonatal mortality in India is prematurity. Prematurity refers to babies born before completing 37 weeks of gestation. It is a significant public health issue in India, contributing to a substantial number of neonatal deaths. Premature babies often face numerous health challenges due to their underdeveloped organ systems, including respiratory distress syndrome, infections, and complications related to temperature regulation and feeding. Improving prenatal care, promoting maternal health, and ensuring access to appropriate neonatal care are crucial in reducing neonatal mortality rates associated with prematurity.</w:t>
+        <w:t xml:space="preserve"/>
       </w:r>
     </w:p>
     <w:p>
-      <w:pPr>
-        <w:spacing w:after="0" w:before="0"/>
-      </w:pPr>
       <w:r>
-        <w:rPr>
-          <w:b w:val="0"/>
-          <w:sz w:val="20"/>
-        </w:rPr>
-        <w:t>Positive Marks: 1</w:t>
+        <w:t xml:space="preserve">Question: The nurse is caring for a patient with acute respiratory distress syndrome. Which finding indicates worsening oxygenation?</w:t>
       </w:r>
     </w:p>
     <w:p>
-      <w:pPr>
-        <w:spacing w:after="160" w:before="0"/>
-      </w:pPr>
       <w:r>
-        <w:rPr>
-          <w:b w:val="0"/>
-          <w:sz w:val="20"/>
-        </w:rPr>
-        <w:t>Negative Marks: 0.25</w:t>
+        <w:t xml:space="preserve">(a) Decreasing PaO2/FiO2 ratio</w:t>
       </w:r>
     </w:p>
     <w:p>
-      <w:pPr>
-        <w:spacing w:after="20" w:before="120"/>
-      </w:pPr>
       <w:r>
-        <w:rPr>
-          <w:b/>
-          <w:sz w:val="22"/>
-        </w:rPr>
-        <w:t>Question: ASHA in "A" stands for?</w:t>
+        <w:t xml:space="preserve">(b) Increasing SpO2</w:t>
       </w:r>
     </w:p>
     <w:p>
-      <w:pPr>
-        <w:spacing w:after="0" w:before="0"/>
-      </w:pPr>
       <w:r>
-        <w:rPr>
-          <w:b w:val="0"/>
-          <w:sz w:val="22"/>
-        </w:rPr>
-        <w:t>(a) Automised</w:t>
+        <w:t xml:space="preserve">(c) Improving breath sounds</w:t>
       </w:r>
     </w:p>
     <w:p>
-      <w:pPr>
-        <w:spacing w:after="0" w:before="0"/>
-      </w:pPr>
       <w:r>
-        <w:rPr>
-          <w:b w:val="0"/>
-          <w:sz w:val="22"/>
-        </w:rPr>
-        <w:t>(b) Accesary</w:t>
+        <w:t xml:space="preserve">(d) Decreasing respiratory rate</w:t>
       </w:r>
     </w:p>
     <w:p>
-      <w:pPr>
-        <w:spacing w:after="0" w:before="0"/>
-      </w:pPr>
       <w:r>
-        <w:rPr>
-          <w:b w:val="0"/>
-          <w:sz w:val="22"/>
-        </w:rPr>
-        <w:t>(c) Actor</w:t>
+        <w:t xml:space="preserve">Answer: a</w:t>
       </w:r>
     </w:p>
     <w:p>
-      <w:pPr>
-        <w:spacing w:after="0" w:before="0"/>
-      </w:pPr>
       <w:r>
-        <w:rPr>
-          <w:b w:val="0"/>
-          <w:sz w:val="22"/>
-        </w:rPr>
-        <w:t>(d) Accredited</w:t>
+        <w:t xml:space="preserve">Solution: The PaO2/FiO2 (P/F) ratio assesses ARDS severity — a decreasing ratio indicates worsening oxygenation. The nurse monitors ABGs, SpO2, ventilator settings, and chest X-ray.</w:t>
       </w:r>
     </w:p>
     <w:p>
-      <w:pPr>
-        <w:spacing w:after="0" w:before="40"/>
-      </w:pPr>
       <w:r>
-        <w:rPr>
-          <w:b/>
-          <w:sz w:val="22"/>
-        </w:rPr>
-        <w:t>Answer: d</w:t>
+        <w:t xml:space="preserve">Positive Marks: 1</w:t>
       </w:r>
     </w:p>
     <w:p>
-      <w:pPr>
-        <w:spacing w:after="0" w:before="0"/>
-      </w:pPr>
       <w:r>
-        <w:rPr>
-          <w:b w:val="0"/>
-          <w:sz w:val="21"/>
-        </w:rPr>
-        <w:t>Solution: ASHA stands for Accredited Social Health Activist, a community health volunteer under the National Rural Health Mission.</w:t>
+        <w:t xml:space="preserve">Negative Marks: 0.25</w:t>
       </w:r>
     </w:p>
     <w:p>
-      <w:pPr>
-        <w:spacing w:after="0" w:before="0"/>
-      </w:pPr>
       <w:r>
-        <w:rPr>
-          <w:b w:val="0"/>
-          <w:sz w:val="20"/>
-        </w:rPr>
-        <w:t>Positive Marks: 1</w:t>
+        <w:t xml:space="preserve"/>
       </w:r>
     </w:p>
     <w:p>
-      <w:pPr>
-        <w:spacing w:after="160" w:before="0"/>
-      </w:pPr>
       <w:r>
-        <w:rPr>
-          <w:b w:val="0"/>
-          <w:sz w:val="20"/>
-        </w:rPr>
-        <w:t>Negative Marks: 0.25</w:t>
+        <w:t xml:space="preserve">Question: A patient with a urinary tract infection is being treated. The nurse should teach the patient to:</w:t>
       </w:r>
     </w:p>
     <w:p>
-      <w:pPr>
-        <w:spacing w:after="20" w:before="120"/>
-      </w:pPr>
       <w:r>
-        <w:rPr>
-          <w:b/>
-          <w:sz w:val="22"/>
-        </w:rPr>
-        <w:t>Question: Most common symptom of alcohol withdrawal is:</w:t>
+        <w:t xml:space="preserve">(a) Increase fluids and complete the antibiotic course</w:t>
       </w:r>
     </w:p>
     <w:p>
-      <w:pPr>
-        <w:spacing w:after="0" w:before="0"/>
-      </w:pPr>
       <w:r>
-        <w:rPr>
-          <w:b w:val="0"/>
-          <w:sz w:val="22"/>
-        </w:rPr>
-        <w:t>(a) Rhinorrhea</w:t>
+        <w:t xml:space="preserve">(b) Decrease fluids</w:t>
       </w:r>
     </w:p>
     <w:p>
-      <w:pPr>
-        <w:spacing w:after="0" w:before="0"/>
-      </w:pPr>
       <w:r>
-        <w:rPr>
-          <w:b w:val="0"/>
-          <w:sz w:val="22"/>
-        </w:rPr>
-        <w:t>(b) Tremor</w:t>
+        <w:t xml:space="preserve">(c) Stop antibiotics early</w:t>
       </w:r>
     </w:p>
     <w:p>
-      <w:pPr>
-        <w:spacing w:after="0" w:before="0"/>
-      </w:pPr>
       <w:r>
-        <w:rPr>
-          <w:b w:val="0"/>
-          <w:sz w:val="22"/>
-        </w:rPr>
-        <w:t>(c) Bodyache</w:t>
+        <w:t xml:space="preserve">(d) Hold urine</w:t>
       </w:r>
     </w:p>
     <w:p>
-      <w:pPr>
-        <w:spacing w:after="0" w:before="0"/>
-      </w:pPr>
       <w:r>
-        <w:rPr>
-          <w:b w:val="0"/>
-          <w:sz w:val="22"/>
-        </w:rPr>
-        <w:t>(d) Diarrhea</w:t>
+        <w:t xml:space="preserve">Answer: a</w:t>
       </w:r>
     </w:p>
     <w:p>
-      <w:pPr>
-        <w:spacing w:after="0" w:before="40"/>
-      </w:pPr>
       <w:r>
-        <w:rPr>
-          <w:b/>
-          <w:sz w:val="22"/>
-        </w:rPr>
-        <w:t>Answer: b</w:t>
+        <w:t xml:space="preserve">Solution: UTI treatment — full antibiotics, increased fluids (flushes bacteria), frequent voiding, and reporting fever/flank pain (pyelonephritis).</w:t>
       </w:r>
     </w:p>
     <w:p>
-      <w:pPr>
-        <w:spacing w:after="0" w:before="0"/>
-      </w:pPr>
       <w:r>
-        <w:rPr>
-          <w:b w:val="0"/>
-          <w:sz w:val="21"/>
-        </w:rPr>
-        <w:t>Solution: Tremor is the most common symptom of alcohol withdrawal.</w:t>
+        <w:t xml:space="preserve">Positive Marks: 1</w:t>
       </w:r>
     </w:p>
     <w:p>
-      <w:pPr>
-        <w:spacing w:after="0" w:before="0"/>
-      </w:pPr>
       <w:r>
-        <w:rPr>
-          <w:b w:val="0"/>
-          <w:sz w:val="20"/>
-        </w:rPr>
-        <w:t>Positive Marks: 1</w:t>
+        <w:t xml:space="preserve">Negative Marks: 0.25</w:t>
       </w:r>
     </w:p>
     <w:p>
-      <w:pPr>
-        <w:spacing w:after="160" w:before="0"/>
-      </w:pPr>
       <w:r>
-        <w:rPr>
-          <w:b w:val="0"/>
-          <w:sz w:val="20"/>
-        </w:rPr>
-        <w:t>Negative Marks: 0.25</w:t>
+        <w:t xml:space="preserve"/>
       </w:r>
     </w:p>
     <w:p>
-      <w:pPr>
-        <w:spacing w:after="20" w:before="120"/>
-      </w:pPr>
       <w:r>
-        <w:rPr>
-          <w:b/>
-          <w:sz w:val="22"/>
-        </w:rPr>
-        <w:t>Question: A child having diarrhea shows sunken eyes and is eagerly thirsty. When milk is provided to the baby, it drinks it eagerly. Which type of dehydration is in this patient?</w:t>
+        <w:t xml:space="preserve">Question: The nurse is providing post-operative care to a patient after a prostatectomy. The nurse should:</w:t>
       </w:r>
     </w:p>
     <w:p>
-      <w:pPr>
-        <w:spacing w:after="0" w:before="0"/>
-      </w:pPr>
       <w:r>
-        <w:rPr>
-          <w:b w:val="0"/>
-          <w:sz w:val="22"/>
-        </w:rPr>
-        <w:t>(a) Mild dehydration</w:t>
+        <w:t xml:space="preserve">(a) Monitor urine output, catheter drainage, and signs of bleeding</w:t>
       </w:r>
     </w:p>
     <w:p>
-      <w:pPr>
-        <w:spacing w:after="0" w:before="0"/>
-      </w:pPr>
       <w:r>
-        <w:rPr>
-          <w:b w:val="0"/>
-          <w:sz w:val="22"/>
-        </w:rPr>
-        <w:t>(b) Norma</w:t>
+        <w:t xml:space="preserve">(b) Ignore the catheter</w:t>
       </w:r>
     </w:p>
     <w:p>
-      <w:pPr>
-        <w:spacing w:after="0" w:before="0"/>
-      </w:pPr>
       <w:r>
-        <w:rPr>
-          <w:b w:val="0"/>
-          <w:sz w:val="22"/>
-        </w:rPr>
-        <w:t>(c) Moderate dehydration</w:t>
+        <w:t xml:space="preserve">(c) Restrict fluids</w:t>
       </w:r>
     </w:p>
     <w:p>
-      <w:pPr>
-        <w:spacing w:after="0" w:before="0"/>
-      </w:pPr>
       <w:r>
-        <w:rPr>
-          <w:b w:val="0"/>
-          <w:sz w:val="22"/>
-        </w:rPr>
-        <w:t>(d) Severe dehydration</w:t>
+        <w:t xml:space="preserve">(d) Ambulate immediately with a full bladder</w:t>
       </w:r>
     </w:p>
     <w:p>
-      <w:pPr>
-        <w:spacing w:after="0" w:before="40"/>
-      </w:pPr>
       <w:r>
-        <w:rPr>
-          <w:b/>
-          <w:sz w:val="22"/>
-        </w:rPr>
-        <w:t>Answer: c</w:t>
+        <w:t xml:space="preserve">Answer: a</w:t>
       </w:r>
     </w:p>
     <w:p>
-      <w:pPr>
-        <w:spacing w:after="0" w:before="0"/>
-      </w:pPr>
       <w:r>
-        <w:rPr>
-          <w:b w:val="0"/>
-          <w:sz w:val="21"/>
-        </w:rPr>
-        <w:t>Solution: Sunken eyes with eager drinking after offering fluids indicate moderate dehydration (Plan B: ORS).</w:t>
+        <w:t xml:space="preserve">Solution: Post-prostatectomy — monitor catheter drainage (color, amount), urine output, and signs of hemorrhage (clots, hypotension). Fluids are encouraged, and straining is avoided.</w:t>
       </w:r>
     </w:p>
     <w:p>
-      <w:pPr>
-        <w:spacing w:after="0" w:before="0"/>
-      </w:pPr>
       <w:r>
-        <w:rPr>
-          <w:b w:val="0"/>
-          <w:sz w:val="20"/>
-        </w:rPr>
-        <w:t>Positive Marks: 1</w:t>
+        <w:t xml:space="preserve">Positive Marks: 1</w:t>
       </w:r>
     </w:p>
     <w:p>
-      <w:pPr>
-        <w:spacing w:after="160" w:before="0"/>
-      </w:pPr>
       <w:r>
-        <w:rPr>
-          <w:b w:val="0"/>
-          <w:sz w:val="20"/>
-        </w:rPr>
-        <w:t>Negative Marks: 0.25</w:t>
+        <w:t xml:space="preserve">Negative Marks: 0.25</w:t>
       </w:r>
     </w:p>
     <w:p>
-      <w:pPr>
-        <w:spacing w:after="20" w:before="120"/>
-      </w:pPr>
       <w:r>
-        <w:rPr>
-          <w:b/>
-          <w:sz w:val="22"/>
-        </w:rPr>
-        <w:t>Question: Which of the following tests can be used to determine the potency of freeze-dried vaccines?</w:t>
+        <w:t xml:space="preserve">Question: A patient with chronic liver disease is prescribed spironolactone for ascites. The nurse should monitor for:</w:t>
       </w:r>
     </w:p>
     <w:p>
-      <w:pPr>
-        <w:spacing w:after="0" w:before="0"/>
-      </w:pPr>
       <w:r>
-        <w:rPr>
-          <w:b w:val="0"/>
-          <w:sz w:val="22"/>
-        </w:rPr>
-        <w:t>(a) Shake test</w:t>
+        <w:t xml:space="preserve">(a) Hyperkalemia and gynecomastia</w:t>
       </w:r>
     </w:p>
     <w:p>
-      <w:pPr>
-        <w:spacing w:after="0" w:before="0"/>
-      </w:pPr>
       <w:r>
-        <w:rPr>
-          <w:b w:val="0"/>
-          <w:sz w:val="22"/>
-        </w:rPr>
-        <w:t>(b) Hable test</w:t>
+        <w:t xml:space="preserve">(b) Hypokalemia</w:t>
       </w:r>
     </w:p>
     <w:p>
-      <w:pPr>
-        <w:spacing w:after="0" w:before="0"/>
-      </w:pPr>
       <w:r>
-        <w:rPr>
-          <w:b w:val="0"/>
-          <w:sz w:val="22"/>
-        </w:rPr>
-        <w:t>(c) Modified hable test</w:t>
+        <w:t xml:space="preserve">(c) Hypernatremia</w:t>
       </w:r>
     </w:p>
     <w:p>
-      <w:pPr>
-        <w:spacing w:after="0" w:before="0"/>
-      </w:pPr>
       <w:r>
-        <w:rPr>
-          <w:b w:val="0"/>
-          <w:sz w:val="22"/>
-        </w:rPr>
-        <w:t>(d) Monteux test</w:t>
+        <w:t xml:space="preserve">(d) Hypocalcemia</w:t>
       </w:r>
     </w:p>
     <w:p>
-      <w:pPr>
-        <w:spacing w:after="0" w:before="40"/>
-      </w:pPr>
       <w:r>
-        <w:rPr>
-          <w:b/>
-          <w:sz w:val="22"/>
-        </w:rPr>
-        <w:t>Answer: a</w:t>
+        <w:t xml:space="preserve">Answer: a</w:t>
       </w:r>
     </w:p>
     <w:p>
-      <w:pPr>
-        <w:spacing w:after="0" w:before="0"/>
-      </w:pPr>
       <w:r>
-        <w:rPr>
-          <w:b w:val="0"/>
-          <w:sz w:val="21"/>
-        </w:rPr>
-        <w:t>Solution: The correct answer is option (a) - the Shake Test. The Shake Test is used to determine the potency of freeze-dried vaccines. Freeze-dried vaccines are reconstituted with a diluent before administration. The Shake Test involves shaking the reconstituted vaccine to ensure proper mixing and reconstitution. The presence of clumps, aggregates, or particles indicates a loss of potency or compromised vaccine quality. This test is essential to verify the efficacy and stability of freeze-dried vaccines before administration.</w:t>
+        <w:t xml:space="preserve">Solution: Spironolactone (potassium-sparing diuretic) — hyperkalemia and gynecomastia are key side effects. The nurse monitors potassium and renal function, and teaches the patient to avoid potassium supplements.</w:t>
       </w:r>
     </w:p>
     <w:p>
-      <w:pPr>
-        <w:spacing w:after="0" w:before="0"/>
-      </w:pPr>
       <w:r>
-        <w:rPr>
-          <w:b w:val="0"/>
-          <w:sz w:val="20"/>
-        </w:rPr>
-        <w:t>Positive Marks: 1</w:t>
+        <w:t xml:space="preserve">Positive Marks: 1</w:t>
       </w:r>
     </w:p>
     <w:p>
-      <w:pPr>
-        <w:spacing w:after="160" w:before="0"/>
-      </w:pPr>
       <w:r>
-        <w:rPr>
-          <w:b w:val="0"/>
-          <w:sz w:val="20"/>
-        </w:rPr>
-        <w:t>Negative Marks: 0.25</w:t>
+        <w:t xml:space="preserve">Negative Marks: 0.25</w:t>
       </w:r>
     </w:p>
     <w:p>
-      <w:pPr>
-        <w:spacing w:after="20" w:before="120"/>
-      </w:pPr>
       <w:r>
-        <w:rPr>
-          <w:b/>
-          <w:sz w:val="22"/>
-        </w:rPr>
-        <w:t>Question: During suctioning, the patient complains of respiratory distress. First nursing action should be:</w:t>
+        <w:t xml:space="preserve"/>
       </w:r>
     </w:p>
     <w:p>
-      <w:pPr>
-        <w:spacing w:after="0" w:before="0"/>
-      </w:pPr>
       <w:r>
-        <w:rPr>
-          <w:b w:val="0"/>
-          <w:sz w:val="22"/>
-        </w:rPr>
-        <w:t>(a) Immediately remove suction catheter</w:t>
+        <w:t xml:space="preserve">Question: The nurse is preparing a patient for a cholecystogram (gallbladder study). The nurse should:</w:t>
       </w:r>
     </w:p>
     <w:p>
-      <w:pPr>
-        <w:spacing w:after="0" w:before="0"/>
-      </w:pPr>
       <w:r>
-        <w:rPr>
-          <w:b w:val="0"/>
-          <w:sz w:val="22"/>
-        </w:rPr>
-        <w:t>(b) Suction rapidly in 5 sec and remove the catheter</w:t>
+        <w:t xml:space="preserve">(a) Follow the preparation (fasting and contrast per protocol)</w:t>
       </w:r>
     </w:p>
     <w:p>
-      <w:pPr>
-        <w:spacing w:after="0" w:before="0"/>
-      </w:pPr>
       <w:r>
-        <w:rPr>
-          <w:b w:val="0"/>
-          <w:sz w:val="22"/>
-        </w:rPr>
-        <w:t>(c) Call senior nurse</w:t>
+        <w:t xml:space="preserve">(b) Give a heavy meal</w:t>
       </w:r>
     </w:p>
     <w:p>
-      <w:pPr>
-        <w:spacing w:after="0" w:before="0"/>
-      </w:pPr>
       <w:r>
-        <w:rPr>
-          <w:b w:val="0"/>
-          <w:sz w:val="22"/>
-        </w:rPr>
-        <w:t>(d) Call doctor immediately</w:t>
+        <w:t xml:space="preserve">(c) Skip preparation</w:t>
       </w:r>
     </w:p>
     <w:p>
-      <w:pPr>
-        <w:spacing w:after="0" w:before="40"/>
-      </w:pPr>
       <w:r>
-        <w:rPr>
-          <w:b/>
-          <w:sz w:val="22"/>
-        </w:rPr>
-        <w:t>Answer: a</w:t>
+        <w:t xml:space="preserve">(d) Restrict fluids</w:t>
       </w:r>
     </w:p>
     <w:p>
-      <w:pPr>
-        <w:spacing w:after="0" w:before="0"/>
-      </w:pPr>
       <w:r>
-        <w:rPr>
-          <w:b w:val="0"/>
-          <w:sz w:val="21"/>
-        </w:rPr>
-        <w:t>Solution: If the patient develops respiratory distress during suctioning, the first action is to remove the suction catheter immediately.</w:t>
+        <w:t xml:space="preserve">Answer: a</w:t>
       </w:r>
     </w:p>
     <w:p>
-      <w:pPr>
-        <w:spacing w:after="0" w:before="0"/>
-      </w:pPr>
       <w:r>
-        <w:rPr>
-          <w:b w:val="0"/>
-          <w:sz w:val="20"/>
-        </w:rPr>
-        <w:t>Positive Marks: 1</w:t>
+        <w:t xml:space="preserve">Solution: A gallbladder study requires fasting and oral/IV contrast per protocol — to visualize gallstones and gallbladder function. The nurse follows the facility preparation instructions.</w:t>
       </w:r>
     </w:p>
     <w:p>
-      <w:pPr>
-        <w:spacing w:after="160" w:before="0"/>
-      </w:pPr>
       <w:r>
-        <w:rPr>
-          <w:b w:val="0"/>
-          <w:sz w:val="20"/>
-        </w:rPr>
-        <w:t>Negative Marks: 0.25</w:t>
+        <w:t xml:space="preserve">Positive Marks: 1</w:t>
       </w:r>
     </w:p>
     <w:p>
-      <w:pPr>
-        <w:spacing w:after="20" w:before="120"/>
-      </w:pPr>
       <w:r>
-        <w:rPr>
-          <w:b/>
-          <w:sz w:val="22"/>
-        </w:rPr>
-        <w:t>Question: What does DPT stand for?</w:t>
+        <w:t xml:space="preserve">Negative Marks: 0.25</w:t>
       </w:r>
     </w:p>
     <w:p>
-      <w:pPr>
-        <w:spacing w:after="0" w:before="0"/>
-      </w:pPr>
       <w:r>
-        <w:rPr>
-          <w:b w:val="0"/>
-          <w:sz w:val="22"/>
-        </w:rPr>
-        <w:t>(a) Diphtheria, pertussis, tetanus</w:t>
+        <w:t xml:space="preserve"/>
       </w:r>
     </w:p>
     <w:p>
-      <w:pPr>
-        <w:spacing w:after="0" w:before="0"/>
-      </w:pPr>
       <w:r>
-        <w:rPr>
-          <w:b w:val="0"/>
-          <w:sz w:val="22"/>
-        </w:rPr>
-        <w:t>(b) Diphtheria, pertussis, tetany</w:t>
+        <w:t xml:space="preserve">Question: A patient at 40 weeks of gestation is in active labor. The nurse notes late decelerations of the fetal heart rate. The priority action is:</w:t>
       </w:r>
     </w:p>
     <w:p>
-      <w:pPr>
-        <w:spacing w:after="0" w:before="0"/>
-      </w:pPr>
       <w:r>
-        <w:rPr>
-          <w:b w:val="0"/>
-          <w:sz w:val="22"/>
-        </w:rPr>
-        <w:t>(c) Diphtheria, polio, tetanus</w:t>
+        <w:t xml:space="preserve">(a) Reposition the patient, give oxygen, and notify the physician</w:t>
       </w:r>
     </w:p>
     <w:p>
-      <w:pPr>
-        <w:spacing w:after="0" w:before="0"/>
-      </w:pPr>
       <w:r>
-        <w:rPr>
-          <w:b w:val="0"/>
-          <w:sz w:val="22"/>
-        </w:rPr>
-        <w:t>(d) Diphtheria, pertussis, TB</w:t>
+        <w:t xml:space="preserve">(b) Reassure the patient</w:t>
       </w:r>
     </w:p>
     <w:p>
-      <w:pPr>
-        <w:spacing w:after="0" w:before="40"/>
-      </w:pPr>
       <w:r>
-        <w:rPr>
-          <w:b/>
-          <w:sz w:val="22"/>
-        </w:rPr>
-        <w:t>Answer: a</w:t>
+        <w:t xml:space="preserve">(c) Wait for the next contraction</w:t>
       </w:r>
     </w:p>
     <w:p>
-      <w:pPr>
-        <w:spacing w:after="0" w:before="0"/>
-      </w:pPr>
       <w:r>
-        <w:rPr>
-          <w:b w:val="0"/>
-          <w:sz w:val="21"/>
-        </w:rPr>
-        <w:t>Solution: DPT stands for diphtheria, pertussis, tetanus (option a). DPT refers to a combination vaccine that protects against these three diseases. Diphtheria is a bacterial infection that can cause severe respiratory symptoms and complications. Pertussis, also known as whooping cough, is a highly contagious respiratory infection. Tetanus, commonly referred to as lockjaw, is a potentially fatal bacterial infection that affects the muscles and nerves. The DPT vaccine is administered in multiple doses to provide immunity against these diseases, particularly in childhood. It is an essential component of routine immunization programs worldwide.</w:t>
+        <w:t xml:space="preserve">(d) Discharge the patient</w:t>
       </w:r>
     </w:p>
     <w:p>
-      <w:pPr>
-        <w:spacing w:after="0" w:before="0"/>
-      </w:pPr>
       <w:r>
-        <w:rPr>
-          <w:b w:val="0"/>
-          <w:sz w:val="20"/>
-        </w:rPr>
-        <w:t>Positive Marks: 1</w:t>
+        <w:t xml:space="preserve">Answer: a</w:t>
       </w:r>
     </w:p>
     <w:p>
-      <w:pPr>
-        <w:spacing w:after="160" w:before="0"/>
-      </w:pPr>
       <w:r>
-        <w:rPr>
-          <w:b w:val="0"/>
-          <w:sz w:val="20"/>
-        </w:rPr>
-        <w:t>Negative Marks: 0.25</w:t>
+        <w:t xml:space="preserve">Solution: Late decelerations indicate uteroplacental insufficiency — repositioning (lateral), oxygen, stopping oxytocin if running, and physician notification for possible urgent delivery.</w:t>
       </w:r>
     </w:p>
     <w:p>
-      <w:pPr>
-        <w:spacing w:after="20" w:before="120"/>
-      </w:pPr>
       <w:r>
-        <w:rPr>
-          <w:b/>
-          <w:sz w:val="22"/>
-        </w:rPr>
-        <w:t>Question: Which of the following vaccines should be given soon after birth?</w:t>
+        <w:t xml:space="preserve">Positive Marks: 1</w:t>
       </w:r>
     </w:p>
     <w:p>
-      <w:pPr>
-        <w:spacing w:after="0" w:before="0"/>
-      </w:pPr>
       <w:r>
-        <w:rPr>
-          <w:b w:val="0"/>
-          <w:sz w:val="22"/>
-        </w:rPr>
-        <w:t>(a) OPV</w:t>
+        <w:t xml:space="preserve">Negative Marks: 0.25</w:t>
       </w:r>
     </w:p>
     <w:p>
-      <w:pPr>
-        <w:spacing w:after="0" w:before="0"/>
-      </w:pPr>
       <w:r>
-        <w:rPr>
-          <w:b w:val="0"/>
-          <w:sz w:val="22"/>
-        </w:rPr>
-        <w:t>(b) Hep-B</w:t>
+        <w:t xml:space="preserve"/>
       </w:r>
     </w:p>
     <w:p>
-      <w:pPr>
-        <w:spacing w:after="0" w:before="0"/>
-      </w:pPr>
       <w:r>
-        <w:rPr>
-          <w:b w:val="0"/>
-          <w:sz w:val="22"/>
-        </w:rPr>
-        <w:t>(c) BCG</w:t>
+        <w:t xml:space="preserve">Question: A 2-year-old child with pneumonia is being treated at the facility. The nurse should monitor for:</w:t>
       </w:r>
     </w:p>
     <w:p>
-      <w:pPr>
-        <w:spacing w:after="0" w:before="0"/>
-      </w:pPr>
       <w:r>
-        <w:rPr>
-          <w:b w:val="0"/>
-          <w:sz w:val="22"/>
-        </w:rPr>
-        <w:t>(d) Diphtheria</w:t>
+        <w:t xml:space="preserve">(a) Hypoxia, dehydration, and response to antibiotics</w:t>
       </w:r>
     </w:p>
     <w:p>
-      <w:pPr>
-        <w:spacing w:after="0" w:before="40"/>
-      </w:pPr>
       <w:r>
-        <w:rPr>
-          <w:b/>
-          <w:sz w:val="22"/>
-        </w:rPr>
-        <w:t>Answer: b</w:t>
+        <w:t xml:space="preserve">(b) Hypoglycemia only</w:t>
       </w:r>
     </w:p>
     <w:p>
-      <w:pPr>
-        <w:spacing w:after="0" w:before="0"/>
-      </w:pPr>
       <w:r>
-        <w:rPr>
-          <w:b w:val="0"/>
-          <w:sz w:val="21"/>
-        </w:rPr>
-        <w:t>Solution: The vaccine that should be given soon after birth is the Hepatitis B vaccine (option B). The Hep-B vaccine provides protection against the Hepatitis B virus, which can cause liver disease and chronic infection. Administering the Hep-B vaccine shortly after birth helps to prevent vertical transmission of the virus from an infected mother to her newborn. The first dose of the vaccine is typically given within 24 hours of birth or during the first few weeks of life. Subsequent doses are given according to the recommended vaccination schedule. Vaccinating newborns against Hepatitis B is an effective strategy to prevent infection and its long-term complications.</w:t>
+        <w:t xml:space="preserve">(c) Constipation</w:t>
       </w:r>
     </w:p>
     <w:p>
-      <w:pPr>
-        <w:spacing w:after="0" w:before="0"/>
-      </w:pPr>
       <w:r>
-        <w:rPr>
-          <w:b w:val="0"/>
-          <w:sz w:val="20"/>
-        </w:rPr>
-        <w:t>Positive Marks: 1</w:t>
+        <w:t xml:space="preserve">(d) Hyperthyroidism</w:t>
       </w:r>
     </w:p>
     <w:p>
-      <w:pPr>
-        <w:spacing w:after="160" w:before="0"/>
-      </w:pPr>
       <w:r>
-        <w:rPr>
-          <w:b w:val="0"/>
-          <w:sz w:val="20"/>
-        </w:rPr>
-        <w:t>Negative Marks: 0.25</w:t>
+        <w:t xml:space="preserve">Answer: a</w:t>
       </w:r>
     </w:p>
     <w:p>
-      <w:pPr>
-        <w:spacing w:after="20" w:before="120"/>
-      </w:pPr>
       <w:r>
-        <w:rPr>
-          <w:b/>
-          <w:sz w:val="22"/>
-        </w:rPr>
-        <w:t>Question: Which of the following are uncommon in schizophrenia?</w:t>
+        <w:t xml:space="preserve">Solution: Childhood pneumonia — the nurse monitors oxygen saturation, hydration, respiratory effort, and response to antibiotics. Danger signs (chest indrawing, grunting, lethargy) require escalation.</w:t>
       </w:r>
     </w:p>
     <w:p>
-      <w:pPr>
-        <w:spacing w:after="0" w:before="0"/>
-      </w:pPr>
       <w:r>
-        <w:rPr>
-          <w:b w:val="0"/>
-          <w:sz w:val="22"/>
-        </w:rPr>
-        <w:t>(a) Visual hallucination</w:t>
+        <w:t xml:space="preserve">Positive Marks: 1</w:t>
       </w:r>
     </w:p>
     <w:p>
-      <w:pPr>
-        <w:spacing w:after="0" w:before="0"/>
-      </w:pPr>
       <w:r>
-        <w:rPr>
-          <w:b w:val="0"/>
-          <w:sz w:val="22"/>
-        </w:rPr>
-        <w:t>(b) Behavioural changes</w:t>
+        <w:t xml:space="preserve">Negative Marks: 0.25</w:t>
       </w:r>
     </w:p>
     <w:p>
-      <w:pPr>
-        <w:spacing w:after="0" w:before="0"/>
-      </w:pPr>
       <w:r>
-        <w:rPr>
-          <w:b w:val="0"/>
-          <w:sz w:val="22"/>
-        </w:rPr>
-        <w:t>(c) Thought changes</w:t>
+        <w:t xml:space="preserve"/>
       </w:r>
     </w:p>
     <w:p>
-      <w:pPr>
-        <w:spacing w:after="0" w:before="0"/>
-      </w:pPr>
       <w:r>
-        <w:rPr>
-          <w:b w:val="0"/>
-          <w:sz w:val="22"/>
-        </w:rPr>
-        <w:t>(d) Thought Echo</w:t>
+        <w:t xml:space="preserve">Question: A patient with a phobia of flying is being treated with exposure therapy. The nurse should explain that:</w:t>
       </w:r>
     </w:p>
     <w:p>
-      <w:pPr>
-        <w:spacing w:after="0" w:before="40"/>
-      </w:pPr>
       <w:r>
-        <w:rPr>
-          <w:b/>
-          <w:sz w:val="22"/>
-        </w:rPr>
-        <w:t>Answer: a</w:t>
+        <w:t xml:space="preserve">(a) The patient gradually faces the feared situation with coping skills</w:t>
       </w:r>
     </w:p>
     <w:p>
-      <w:pPr>
-        <w:spacing w:after="0" w:before="0"/>
-      </w:pPr>
       <w:r>
-        <w:rPr>
-          <w:b w:val="0"/>
-          <w:sz w:val="21"/>
-        </w:rPr>
-        <w:t>Solution: Visual hallucinations (option B) are uncommon in schizophrenia. Schizophrenia is a mental disorder characterized by abnormal thoughts, perceptions, emotions, and behaviors. The most common symptoms of schizophrenia include positive symptoms (e.g., delusions, hallucinations, disorganized speech) and negative symptoms (e.g., flat affect, social withdrawal, decreased motivation). While auditory hallucinations (such as hearing voices) are common in schizophrenia, visual hallucinations are relatively rare. Visual hallucinations are more commonly associated with other psychiatric disorders or medical conditions. It is important to differentiate between different types of hallucinations to guide appropriate diagnosis and treatment.</w:t>
+        <w:t xml:space="preserve">(b) The patient avoids flying forever</w:t>
       </w:r>
     </w:p>
     <w:p>
-      <w:pPr>
-        <w:spacing w:after="0" w:before="0"/>
-      </w:pPr>
       <w:r>
-        <w:rPr>
-          <w:b w:val="0"/>
-          <w:sz w:val="20"/>
-        </w:rPr>
-        <w:t>Positive Marks: 1</w:t>
+        <w:t xml:space="preserve">(c) The patient is forced onto a plane immediately</w:t>
       </w:r>
     </w:p>
     <w:p>
-      <w:pPr>
-        <w:spacing w:after="160" w:before="0"/>
-      </w:pPr>
       <w:r>
-        <w:rPr>
-          <w:b w:val="0"/>
-          <w:sz w:val="20"/>
-        </w:rPr>
-        <w:t>Negative Marks: 0.25</w:t>
+        <w:t xml:space="preserve">(d) Medication alone is sufficient</w:t>
       </w:r>
     </w:p>
     <w:p>
-      <w:pPr>
-        <w:spacing w:after="20" w:before="120"/>
-      </w:pPr>
       <w:r>
-        <w:rPr>
-          <w:b/>
-          <w:sz w:val="22"/>
-        </w:rPr>
-        <w:t>Question: A nurse caring for a HIV positive patient got an accidental needle stick injury. Which of the following Is an appropriate immediate action following needle stick injury?</w:t>
+        <w:t xml:space="preserve">Answer: a</w:t>
       </w:r>
     </w:p>
     <w:p>
-      <w:pPr>
-        <w:spacing w:after="0" w:before="0"/>
-      </w:pPr>
       <w:r>
-        <w:rPr>
-          <w:b w:val="0"/>
-          <w:sz w:val="22"/>
-        </w:rPr>
-        <w:t>(a) Use bleach or alcohol to clean the wound</w:t>
+        <w:t xml:space="preserve">Solution: Exposure therapy — gradual, repeated exposure to the feared stimulus while practicing relaxation/coping — reduces avoidance and fear. It is done hierarchically, not by force.</w:t>
       </w:r>
     </w:p>
     <w:p>
-      <w:pPr>
-        <w:spacing w:after="0" w:before="0"/>
-      </w:pPr>
       <w:r>
-        <w:rPr>
-          <w:b w:val="0"/>
-          <w:sz w:val="22"/>
-        </w:rPr>
-        <w:t>(b) Wash the wound and surrounding skin with soap and rinse</w:t>
+        <w:t xml:space="preserve">Positive Marks: 1</w:t>
       </w:r>
     </w:p>
     <w:p>
-      <w:pPr>
-        <w:spacing w:after="0" w:before="0"/>
-      </w:pPr>
       <w:r>
-        <w:rPr>
-          <w:b w:val="0"/>
-          <w:sz w:val="22"/>
-        </w:rPr>
-        <w:t>(c) Squeeze the wound to bleed it</w:t>
+        <w:t xml:space="preserve">Negative Marks: 0.25</w:t>
       </w:r>
     </w:p>
     <w:p>
-      <w:pPr>
-        <w:spacing w:after="0" w:before="0"/>
-      </w:pPr>
       <w:r>
-        <w:rPr>
-          <w:b w:val="0"/>
-          <w:sz w:val="22"/>
-        </w:rPr>
-        <w:t>(d) Put the pricked finger in mouth</w:t>
+        <w:t xml:space="preserve"/>
       </w:r>
     </w:p>
     <w:p>
-      <w:pPr>
-        <w:spacing w:after="0" w:before="40"/>
-      </w:pPr>
       <w:r>
-        <w:rPr>
-          <w:b/>
-          <w:sz w:val="22"/>
-        </w:rPr>
-        <w:t>Answer: b</w:t>
+        <w:t xml:space="preserve">Question: The "Pradhan Mantri Bhartiya Janaushadhi Kendra" is a measure to:</w:t>
       </w:r>
     </w:p>
     <w:p>
-      <w:pPr>
-        <w:spacing w:after="0" w:before="0"/>
-      </w:pPr>
       <w:r>
-        <w:rPr>
-          <w:b w:val="0"/>
-          <w:sz w:val="21"/>
-        </w:rPr>
-        <w:t>Solution: If is experienced the site should be washed with soap and water immediately, report the incident to supervisor, assess the exposure (type of fluid, type of needle, amount of blood on the needle, etc.), evaluate the status of patient and immediately seek the treatment according to protocol.</w:t>
+        <w:t xml:space="preserve">(a) Reduce the cost of medicines and out-of-pocket health expenditure</w:t>
       </w:r>
     </w:p>
     <w:p>
-      <w:pPr>
-        <w:spacing w:after="0" w:before="0"/>
-      </w:pPr>
       <w:r>
-        <w:rPr>
-          <w:b w:val="0"/>
-          <w:sz w:val="20"/>
-        </w:rPr>
-        <w:t>Positive Marks: 1</w:t>
+        <w:t xml:space="preserve">(b) Increase medicine prices</w:t>
       </w:r>
     </w:p>
     <w:p>
-      <w:pPr>
-        <w:spacing w:after="160" w:before="0"/>
-      </w:pPr>
       <w:r>
-        <w:rPr>
-          <w:b w:val="0"/>
-          <w:sz w:val="20"/>
-        </w:rPr>
-        <w:t>Negative Marks: 0.25</w:t>
+        <w:t xml:space="preserve">(c) Restrict medicine access</w:t>
       </w:r>
     </w:p>
     <w:p>
-      <w:pPr>
-        <w:spacing w:after="20" w:before="120"/>
-      </w:pPr>
       <w:r>
-        <w:rPr>
-          <w:b/>
-          <w:sz w:val="22"/>
-        </w:rPr>
-        <w:t>Question: The earliest sign of hypovolaemic shock is:</w:t>
+        <w:t xml:space="preserve">(d) Promote imports</w:t>
       </w:r>
     </w:p>
     <w:p>
-      <w:pPr>
-        <w:spacing w:after="0" w:before="0"/>
-      </w:pPr>
       <w:r>
-        <w:rPr>
-          <w:b w:val="0"/>
-          <w:sz w:val="22"/>
-        </w:rPr>
-        <w:t>(a) Oliguria</w:t>
+        <w:t xml:space="preserve">Answer: a</w:t>
       </w:r>
     </w:p>
     <w:p>
-      <w:pPr>
-        <w:spacing w:after="0" w:before="0"/>
-      </w:pPr>
       <w:r>
-        <w:rPr>
-          <w:b w:val="0"/>
-          <w:sz w:val="22"/>
-        </w:rPr>
-        <w:t>(b) Tachycardia</w:t>
+        <w:t xml:space="preserve">Solution: Jan Aushadhi Kendras reduce medicine costs by up to 90% — cutting out-of-pocket health expenditure and improving access to essential medicines.</w:t>
       </w:r>
     </w:p>
     <w:p>
-      <w:pPr>
-        <w:spacing w:after="0" w:before="0"/>
-      </w:pPr>
       <w:r>
-        <w:rPr>
-          <w:b w:val="0"/>
-          <w:sz w:val="22"/>
-        </w:rPr>
-        <w:t>(c) Cyanosis</w:t>
+        <w:t xml:space="preserve">Positive Marks: 1</w:t>
       </w:r>
     </w:p>
     <w:p>
-      <w:pPr>
-        <w:spacing w:after="0" w:before="0"/>
-      </w:pPr>
       <w:r>
-        <w:rPr>
-          <w:b w:val="0"/>
-          <w:sz w:val="22"/>
-        </w:rPr>
-        <w:t>(d) Falling blood pressure</w:t>
+        <w:t xml:space="preserve">Negative Marks: 0.25</w:t>
       </w:r>
     </w:p>
     <w:p>
-      <w:pPr>
-        <w:spacing w:after="0" w:before="40"/>
-      </w:pPr>
       <w:r>
-        <w:rPr>
-          <w:b/>
-          <w:sz w:val="22"/>
-        </w:rPr>
-        <w:t>Answer: b</w:t>
+        <w:t xml:space="preserve"/>
       </w:r>
     </w:p>
     <w:p>
-      <w:pPr>
-        <w:spacing w:after="0" w:before="0"/>
-      </w:pPr>
       <w:r>
-        <w:rPr>
-          <w:b w:val="0"/>
-          <w:sz w:val="21"/>
-        </w:rPr>
-        <w:t>Solution: Tachycardia is an early compensatory sign of hypovolaemia; hypotension appears later.</w:t>
+        <w:t xml:space="preserve">Question: The nurse is to give 1 g of a medication. The vial contains 200 mg/mL. The volume to give is:</w:t>
       </w:r>
     </w:p>
     <w:p>
-      <w:pPr>
-        <w:spacing w:after="0" w:before="0"/>
-      </w:pPr>
       <w:r>
-        <w:rPr>
-          <w:b w:val="0"/>
-          <w:sz w:val="20"/>
-        </w:rPr>
-        <w:t>Positive Marks: 1</w:t>
+        <w:t xml:space="preserve">(a) 3 mL</w:t>
       </w:r>
     </w:p>
     <w:p>
-      <w:pPr>
-        <w:spacing w:after="160" w:before="0"/>
-      </w:pPr>
       <w:r>
-        <w:rPr>
-          <w:b w:val="0"/>
-          <w:sz w:val="20"/>
-        </w:rPr>
-        <w:t>Negative Marks: 0.25</w:t>
+        <w:t xml:space="preserve">(b) 4 mL</w:t>
       </w:r>
     </w:p>
     <w:p>
-      <w:pPr>
-        <w:spacing w:after="20" w:before="120"/>
-      </w:pPr>
       <w:r>
-        <w:rPr>
-          <w:b/>
-          <w:sz w:val="22"/>
-        </w:rPr>
-        <w:t>Question: Which vitamin is helpful in reducing the risk of pregnancy-induced hypertension (PIH)?</w:t>
+        <w:t xml:space="preserve">(c) 5 mL</w:t>
       </w:r>
     </w:p>
     <w:p>
-      <w:pPr>
-        <w:spacing w:after="0" w:before="0"/>
-      </w:pPr>
       <w:r>
-        <w:rPr>
-          <w:b w:val="0"/>
-          <w:sz w:val="22"/>
-        </w:rPr>
-        <w:t>(a) Calcium</w:t>
+        <w:t xml:space="preserve">(d) 6 mL</w:t>
       </w:r>
     </w:p>
     <w:p>
-      <w:pPr>
-        <w:spacing w:after="0" w:before="0"/>
-      </w:pPr>
       <w:r>
-        <w:rPr>
-          <w:b w:val="0"/>
-          <w:sz w:val="22"/>
-        </w:rPr>
-        <w:t>(b) Ascorbic acid</w:t>
+        <w:t xml:space="preserve">Answer: c</w:t>
       </w:r>
     </w:p>
     <w:p>
-      <w:pPr>
-        <w:spacing w:after="0" w:before="0"/>
-      </w:pPr>
       <w:r>
-        <w:rPr>
-          <w:b w:val="0"/>
-          <w:sz w:val="22"/>
-        </w:rPr>
-        <w:t>(c) Folic acid</w:t>
+        <w:t xml:space="preserve">Solution: 1 g = 1,000 mg. Volume = 1,000 ÷ 200 = 5 mL.</w:t>
       </w:r>
     </w:p>
     <w:p>
-      <w:pPr>
-        <w:spacing w:after="0" w:before="0"/>
-      </w:pPr>
       <w:r>
-        <w:rPr>
-          <w:b w:val="0"/>
-          <w:sz w:val="22"/>
-        </w:rPr>
-        <w:t>(d) Vitamin E</w:t>
+        <w:t xml:space="preserve">Positive Marks: 1</w:t>
       </w:r>
     </w:p>
     <w:p>
-      <w:pPr>
-        <w:spacing w:after="0" w:before="40"/>
-      </w:pPr>
       <w:r>
-        <w:rPr>
-          <w:b/>
-          <w:sz w:val="22"/>
-        </w:rPr>
-        <w:t>Answer: a</w:t>
+        <w:t xml:space="preserve">Negative Marks: 0.25</w:t>
       </w:r>
     </w:p>
     <w:p>
-      <w:pPr>
-        <w:spacing w:after="0" w:before="0"/>
-      </w:pPr>
       <w:r>
-        <w:rPr>
-          <w:b w:val="0"/>
-          <w:sz w:val="21"/>
-        </w:rPr>
-        <w:t>Solution: Calcium supplementation (1-2 g/day) during pregnancy reduces the risk of pregnancy-induced hypertension/pre-eclampsia; folic acid mainly prevents neural tube defects.</w:t>
+        <w:t xml:space="preserve"/>
       </w:r>
     </w:p>
     <w:p>
-      <w:pPr>
-        <w:spacing w:after="0" w:before="0"/>
-      </w:pPr>
       <w:r>
-        <w:rPr>
-          <w:b w:val="0"/>
-          <w:sz w:val="20"/>
-        </w:rPr>
-        <w:t>Positive Marks: 1</w:t>
+        <w:t xml:space="preserve">Question: The nurse is caring for a patient with a head injury who develops hypotension and tachycardia. The nurse should assess for:</w:t>
       </w:r>
     </w:p>
     <w:p>
-      <w:pPr>
-        <w:spacing w:after="160" w:before="0"/>
-      </w:pPr>
       <w:r>
-        <w:rPr>
-          <w:b w:val="0"/>
-          <w:sz w:val="20"/>
-        </w:rPr>
-        <w:t>Negative Marks: 0.25</w:t>
+        <w:t xml:space="preserve">(a) Hypovolemia or other source of bleeding</w:t>
       </w:r>
     </w:p>
     <w:p>
-      <w:pPr>
-        <w:spacing w:after="20" w:before="120"/>
-      </w:pPr>
       <w:r>
-        <w:rPr>
-          <w:b/>
-          <w:sz w:val="22"/>
-        </w:rPr>
-        <w:t>Question: Corona virus has spread worldwide. This is known as:</w:t>
+        <w:t xml:space="preserve">(b) Raised ICP only</w:t>
       </w:r>
     </w:p>
     <w:p>
-      <w:pPr>
-        <w:spacing w:after="0" w:before="0"/>
-      </w:pPr>
       <w:r>
-        <w:rPr>
-          <w:b w:val="0"/>
-          <w:sz w:val="22"/>
-        </w:rPr>
-        <w:t>(a) Zoonotic</w:t>
+        <w:t xml:space="preserve">(c) Normal findings</w:t>
       </w:r>
     </w:p>
     <w:p>
-      <w:pPr>
-        <w:spacing w:after="0" w:before="0"/>
-      </w:pPr>
       <w:r>
-        <w:rPr>
-          <w:b w:val="0"/>
-          <w:sz w:val="22"/>
-        </w:rPr>
-        <w:t>(b) Endemic</w:t>
+        <w:t xml:space="preserve">(d) Hyperglycemia</w:t>
       </w:r>
     </w:p>
     <w:p>
-      <w:pPr>
-        <w:spacing w:after="0" w:before="0"/>
-      </w:pPr>
       <w:r>
-        <w:rPr>
-          <w:b w:val="0"/>
-          <w:sz w:val="22"/>
-        </w:rPr>
-        <w:t>(c) Epidemic</w:t>
+        <w:t xml:space="preserve">Answer: a</w:t>
       </w:r>
     </w:p>
     <w:p>
-      <w:pPr>
-        <w:spacing w:after="0" w:before="0"/>
-      </w:pPr>
       <w:r>
-        <w:rPr>
-          <w:b w:val="0"/>
-          <w:sz w:val="22"/>
-        </w:rPr>
-        <w:t>(d) Pandemic</w:t>
+        <w:t xml:space="preserve">Solution: Hypotension and tachycardia after head injury suggest hypovolemia (bleeding elsewhere) — hypotension worsens brain injury by reducing cerebral perfusion. The nurse investigates the source and resuscitates.</w:t>
       </w:r>
     </w:p>
     <w:p>
-      <w:pPr>
-        <w:spacing w:after="0" w:before="40"/>
-      </w:pPr>
       <w:r>
-        <w:rPr>
-          <w:b/>
-          <w:sz w:val="22"/>
-        </w:rPr>
-        <w:t>Answer: d</w:t>
+        <w:t xml:space="preserve">Positive Marks: 1</w:t>
       </w:r>
     </w:p>
     <w:p>
-      <w:pPr>
-        <w:spacing w:after="0" w:before="0"/>
-      </w:pPr>
       <w:r>
-        <w:rPr>
-          <w:b w:val="0"/>
-          <w:sz w:val="21"/>
-        </w:rPr>
-        <w:t>Solution: The worldwide spread of the coronavirus is known as a pandemic. A pandemic refers to the global outbreak of a disease that affects a significant number of people across multiple countries or continents. The COVID-19 pandemic, caused by the novel coronavirus SARS-CoV-2, was declared by the World Health Organization (WHO) on March 11, 2020. It has resulted in widespread illness, hospitalizations, and deaths, and has had far-reaching social, economic, and public health consequences. Efforts to control the pandemic have involved measures such as testing, contact tracing, quarantine, social distancing, and vaccination campaigns on a global scale.</w:t>
+        <w:t xml:space="preserve">Negative Marks: 0.25</w:t>
       </w:r>
     </w:p>
     <w:p>
-      <w:pPr>
-        <w:spacing w:after="0" w:before="0"/>
-      </w:pPr>
       <w:r>
-        <w:rPr>
-          <w:b w:val="0"/>
-          <w:sz w:val="20"/>
-        </w:rPr>
-        <w:t>Positive Marks: 1</w:t>
+        <w:t xml:space="preserve"/>
       </w:r>
     </w:p>
     <w:p>
-      <w:pPr>
-        <w:spacing w:after="160" w:before="0"/>
-      </w:pPr>
       <w:r>
-        <w:rPr>
-          <w:b w:val="0"/>
-          <w:sz w:val="20"/>
-        </w:rPr>
-        <w:t>Negative Marks: 0.25</w:t>
+        <w:t xml:space="preserve">Question: A patient with a urinary tract infection is being discharged. Which statement indicates understanding?</w:t>
+      </w:r>
+    </w:p>
+    <w:p>
+      <w:r>
+        <w:t xml:space="preserve">(a) "I will finish all my antibiotics and drink plenty of fluids."</w:t>
+      </w:r>
+    </w:p>
+    <w:p>
+      <w:r>
+        <w:t xml:space="preserve">(b) "I will stop the antibiotics when the burning goes away."</w:t>
+      </w:r>
+    </w:p>
+    <w:p>
+      <w:r>
+        <w:t xml:space="preserve">(c) "I will avoid fluids."</w:t>
+      </w:r>
+    </w:p>
+    <w:p>
+      <w:r>
+        <w:t xml:space="preserve">(d) "I will skip follow-up."</w:t>
+      </w:r>
+    </w:p>
+    <w:p>
+      <w:r>
+        <w:t xml:space="preserve">Answer: a</w:t>
+      </w:r>
+    </w:p>
+    <w:p>
+      <w:r>
+        <w:t xml:space="preserve">Solution: Full antibiotic courses with increased fluids eradicate the infection and prevent recurrence — stopping early causes relapse and resistance.</w:t>
+      </w:r>
+    </w:p>
+    <w:p>
+      <w:r>
+        <w:t xml:space="preserve">Positive Marks: 1</w:t>
+      </w:r>
+    </w:p>
+    <w:p>
+      <w:r>
+        <w:t xml:space="preserve">Negative Marks: 0.25</w:t>
+      </w:r>
+    </w:p>
+    <w:p>
+      <w:r>
+        <w:t xml:space="preserve"/>
+      </w:r>
+    </w:p>
+    <w:p>
+      <w:r>
+        <w:t xml:space="preserve">Question: The nurse is providing care to a patient after a craniotomy. Which assessment is a priority?</w:t>
+      </w:r>
+    </w:p>
+    <w:p>
+      <w:r>
+        <w:t xml:space="preserve">(a) Neurological status (GCS, pupils) and signs of increased ICP</w:t>
+      </w:r>
+    </w:p>
+    <w:p>
+      <w:r>
+        <w:t xml:space="preserve">(b) Only temperature</w:t>
+      </w:r>
+    </w:p>
+    <w:p>
+      <w:r>
+        <w:t xml:space="preserve">(c) Only weight</w:t>
+      </w:r>
+    </w:p>
+    <w:p>
+      <w:r>
+        <w:t xml:space="preserve">(d) Only appetite</w:t>
+      </w:r>
+    </w:p>
+    <w:p>
+      <w:r>
+        <w:t xml:space="preserve">Answer: a</w:t>
+      </w:r>
+    </w:p>
+    <w:p>
+      <w:r>
+        <w:t xml:space="preserve">Solution: Post-craniotomy — neurological monitoring (GCS, pupils, limb strength), ICP signs (headache, vomiting, decreased consciousness), and prevention of bleeding, seizures, and infection are priorities.</w:t>
+      </w:r>
+    </w:p>
+    <w:p>
+      <w:r>
+        <w:t xml:space="preserve">Positive Marks: 1</w:t>
+      </w:r>
+    </w:p>
+    <w:p>
+      <w:r>
+        <w:t xml:space="preserve">Negative Marks: 0.25</w:t>
       </w:r>
     </w:p>
     <w:sectPr>
       <w:pgSz w:w="12240" w:h="15840"/>
-      <w:pgMar w:top="864" w:right="1008" w:bottom="864" w:left="1008" w:header="720" w:footer="720" w:gutter="0"/>
+      <w:pgMar w:top="1440" w:right="1800" w:bottom="1440" w:left="1800" w:header="720" w:footer="720" w:gutter="0"/>
       <w:cols w:space="720"/>
       <w:docGrid w:linePitch="360"/>
     </w:sectPr>
@@ -2535,10 +1365,6 @@
     <w:name w:val="Normal"/>
     <w:qFormat/>
     <w:rsid w:val="00FC693F"/>
-    <w:rPr>
-      <w:rFonts w:ascii="Calibri" w:hAnsi="Calibri"/>
-      <w:sz w:val="22"/>
-    </w:rPr>
   </w:style>
   <w:style w:type="paragraph" w:styleId="Header">
     <w:name w:val="header"/>
